--- a/Evaluation.docx
+++ b/Evaluation.docx
@@ -1372,6 +1372,891 @@
               <w:rPr>
                 <w:rFonts w:ascii="Aptos" w:hAnsi="Aptos"/>
                 <w:b w:val="0"/>
+                <w:sz w:val="18"/>
+              </w:rPr>
+              <w:t>33%</w:t>
+            </w:r>
+          </w:p>
+        </w:tc>
+      </w:tr>
+      <w:tr>
+        <w:tc>
+          <w:tcPr>
+            <w:tcW w:w="1440" w:type="dxa"/>
+            <w:vAlign w:val="center"/>
+            <w:tcMar>
+              <w:top w:w="90" w:type="dxa"/>
+              <w:start w:w="100" w:type="dxa"/>
+              <w:bottom w:w="90" w:type="dxa"/>
+              <w:end w:w="100" w:type="dxa"/>
+            </w:tcMar>
+          </w:tcPr>
+          <w:p>
+            <w:pPr>
+              <w:spacing w:after="0"/>
+              <w:jc w:val="left"/>
+            </w:pPr>
+            <w:r>
+              <w:rPr>
+                <w:rFonts w:ascii="Aptos" w:hAnsi="Aptos"/>
+                <w:sz w:val="18"/>
+              </w:rPr>
+              <w:t>Week 2:</w:t>
+              <w:br/>
+              <w:t>09/21/26-09/27/26</w:t>
+            </w:r>
+          </w:p>
+        </w:tc>
+        <w:tc>
+          <w:tcPr>
+            <w:tcW w:w="2592" w:type="dxa"/>
+            <w:vAlign w:val="center"/>
+            <w:tcMar>
+              <w:top w:w="90" w:type="dxa"/>
+              <w:start w:w="100" w:type="dxa"/>
+              <w:bottom w:w="90" w:type="dxa"/>
+              <w:end w:w="100" w:type="dxa"/>
+            </w:tcMar>
+          </w:tcPr>
+          <w:p>
+            <w:pPr>
+              <w:spacing w:after="0"/>
+              <w:jc w:val="left"/>
+            </w:pPr>
+            <w:r>
+              <w:rPr>
+                <w:rFonts w:ascii="Aptos" w:hAnsi="Aptos"/>
+                <w:sz w:val="18"/>
+              </w:rPr>
+              <w:t>Weekly meeting and task assignment</w:t>
+            </w:r>
+          </w:p>
+        </w:tc>
+        <w:tc>
+          <w:tcPr>
+            <w:tcW w:w="1656" w:type="dxa"/>
+            <w:vAlign w:val="center"/>
+            <w:tcMar>
+              <w:top w:w="90" w:type="dxa"/>
+              <w:start w:w="100" w:type="dxa"/>
+              <w:bottom w:w="90" w:type="dxa"/>
+              <w:end w:w="100" w:type="dxa"/>
+            </w:tcMar>
+          </w:tcPr>
+          <w:p>
+            <w:pPr>
+              <w:spacing w:after="0"/>
+              <w:jc w:val="center"/>
+            </w:pPr>
+            <w:r>
+              <w:rPr>
+                <w:rFonts w:ascii="Aptos" w:hAnsi="Aptos"/>
+                <w:sz w:val="18"/>
+              </w:rPr>
+              <w:t>34%</w:t>
+            </w:r>
+          </w:p>
+        </w:tc>
+        <w:tc>
+          <w:tcPr>
+            <w:tcW w:w="1656" w:type="dxa"/>
+            <w:vAlign w:val="center"/>
+            <w:tcMar>
+              <w:top w:w="90" w:type="dxa"/>
+              <w:start w:w="100" w:type="dxa"/>
+              <w:bottom w:w="90" w:type="dxa"/>
+              <w:end w:w="100" w:type="dxa"/>
+            </w:tcMar>
+          </w:tcPr>
+          <w:p>
+            <w:pPr>
+              <w:spacing w:after="0"/>
+              <w:jc w:val="center"/>
+            </w:pPr>
+            <w:r>
+              <w:rPr>
+                <w:rFonts w:ascii="Aptos" w:hAnsi="Aptos"/>
+                <w:sz w:val="18"/>
+              </w:rPr>
+              <w:t>33%</w:t>
+            </w:r>
+          </w:p>
+        </w:tc>
+        <w:tc>
+          <w:tcPr>
+            <w:tcW w:w="1656" w:type="dxa"/>
+            <w:vAlign w:val="center"/>
+            <w:tcMar>
+              <w:top w:w="90" w:type="dxa"/>
+              <w:start w:w="100" w:type="dxa"/>
+              <w:bottom w:w="90" w:type="dxa"/>
+              <w:end w:w="100" w:type="dxa"/>
+            </w:tcMar>
+          </w:tcPr>
+          <w:p>
+            <w:pPr>
+              <w:spacing w:after="0"/>
+              <w:jc w:val="center"/>
+            </w:pPr>
+            <w:r>
+              <w:rPr>
+                <w:rFonts w:ascii="Aptos" w:hAnsi="Aptos"/>
+                <w:sz w:val="18"/>
+              </w:rPr>
+              <w:t>33%</w:t>
+            </w:r>
+          </w:p>
+        </w:tc>
+      </w:tr>
+      <w:tr>
+        <w:tc>
+          <w:tcPr>
+            <w:tcW w:w="1440" w:type="dxa"/>
+            <w:vAlign w:val="center"/>
+            <w:tcMar>
+              <w:top w:w="90" w:type="dxa"/>
+              <w:start w:w="100" w:type="dxa"/>
+              <w:bottom w:w="90" w:type="dxa"/>
+              <w:end w:w="100" w:type="dxa"/>
+            </w:tcMar>
+          </w:tcPr>
+          <w:p>
+            <w:pPr>
+              <w:spacing w:after="0"/>
+              <w:jc w:val="left"/>
+            </w:pPr>
+            <w:r>
+              <w:rPr>
+                <w:rFonts w:ascii="Aptos" w:hAnsi="Aptos"/>
+                <w:sz w:val="18"/>
+              </w:rPr>
+            </w:r>
+          </w:p>
+        </w:tc>
+        <w:tc>
+          <w:tcPr>
+            <w:tcW w:w="2592" w:type="dxa"/>
+            <w:vAlign w:val="center"/>
+            <w:tcMar>
+              <w:top w:w="90" w:type="dxa"/>
+              <w:start w:w="100" w:type="dxa"/>
+              <w:bottom w:w="90" w:type="dxa"/>
+              <w:end w:w="100" w:type="dxa"/>
+            </w:tcMar>
+          </w:tcPr>
+          <w:p>
+            <w:pPr>
+              <w:spacing w:after="0"/>
+              <w:jc w:val="left"/>
+            </w:pPr>
+            <w:r>
+              <w:rPr>
+                <w:rFonts w:ascii="Aptos" w:hAnsi="Aptos"/>
+                <w:sz w:val="18"/>
+              </w:rPr>
+              <w:t>Functional and non-functional requirements</w:t>
+            </w:r>
+          </w:p>
+        </w:tc>
+        <w:tc>
+          <w:tcPr>
+            <w:tcW w:w="1656" w:type="dxa"/>
+            <w:vAlign w:val="center"/>
+            <w:tcMar>
+              <w:top w:w="90" w:type="dxa"/>
+              <w:start w:w="100" w:type="dxa"/>
+              <w:bottom w:w="90" w:type="dxa"/>
+              <w:end w:w="100" w:type="dxa"/>
+            </w:tcMar>
+          </w:tcPr>
+          <w:p>
+            <w:pPr>
+              <w:spacing w:after="0"/>
+              <w:jc w:val="center"/>
+            </w:pPr>
+            <w:r>
+              <w:rPr>
+                <w:rFonts w:ascii="Aptos" w:hAnsi="Aptos"/>
+                <w:sz w:val="18"/>
+              </w:rPr>
+              <w:t>45%</w:t>
+            </w:r>
+          </w:p>
+        </w:tc>
+        <w:tc>
+          <w:tcPr>
+            <w:tcW w:w="1656" w:type="dxa"/>
+            <w:vAlign w:val="center"/>
+            <w:tcMar>
+              <w:top w:w="90" w:type="dxa"/>
+              <w:start w:w="100" w:type="dxa"/>
+              <w:bottom w:w="90" w:type="dxa"/>
+              <w:end w:w="100" w:type="dxa"/>
+            </w:tcMar>
+          </w:tcPr>
+          <w:p>
+            <w:pPr>
+              <w:spacing w:after="0"/>
+              <w:jc w:val="center"/>
+            </w:pPr>
+            <w:r>
+              <w:rPr>
+                <w:rFonts w:ascii="Aptos" w:hAnsi="Aptos"/>
+                <w:sz w:val="18"/>
+              </w:rPr>
+              <w:t>30%</w:t>
+            </w:r>
+          </w:p>
+        </w:tc>
+        <w:tc>
+          <w:tcPr>
+            <w:tcW w:w="1656" w:type="dxa"/>
+            <w:vAlign w:val="center"/>
+            <w:tcMar>
+              <w:top w:w="90" w:type="dxa"/>
+              <w:start w:w="100" w:type="dxa"/>
+              <w:bottom w:w="90" w:type="dxa"/>
+              <w:end w:w="100" w:type="dxa"/>
+            </w:tcMar>
+          </w:tcPr>
+          <w:p>
+            <w:pPr>
+              <w:spacing w:after="0"/>
+              <w:jc w:val="center"/>
+            </w:pPr>
+            <w:r>
+              <w:rPr>
+                <w:rFonts w:ascii="Aptos" w:hAnsi="Aptos"/>
+                <w:sz w:val="18"/>
+              </w:rPr>
+              <w:t>25%</w:t>
+            </w:r>
+          </w:p>
+        </w:tc>
+      </w:tr>
+      <w:tr>
+        <w:tc>
+          <w:tcPr>
+            <w:tcW w:w="1440" w:type="dxa"/>
+            <w:vAlign w:val="center"/>
+            <w:tcMar>
+              <w:top w:w="90" w:type="dxa"/>
+              <w:start w:w="100" w:type="dxa"/>
+              <w:bottom w:w="90" w:type="dxa"/>
+              <w:end w:w="100" w:type="dxa"/>
+            </w:tcMar>
+          </w:tcPr>
+          <w:p>
+            <w:pPr>
+              <w:spacing w:after="0"/>
+              <w:jc w:val="left"/>
+            </w:pPr>
+            <w:r>
+              <w:rPr>
+                <w:rFonts w:ascii="Aptos" w:hAnsi="Aptos"/>
+                <w:sz w:val="18"/>
+              </w:rPr>
+            </w:r>
+          </w:p>
+        </w:tc>
+        <w:tc>
+          <w:tcPr>
+            <w:tcW w:w="2592" w:type="dxa"/>
+            <w:vAlign w:val="center"/>
+            <w:tcMar>
+              <w:top w:w="90" w:type="dxa"/>
+              <w:start w:w="100" w:type="dxa"/>
+              <w:bottom w:w="90" w:type="dxa"/>
+              <w:end w:w="100" w:type="dxa"/>
+            </w:tcMar>
+          </w:tcPr>
+          <w:p>
+            <w:pPr>
+              <w:spacing w:after="0"/>
+              <w:jc w:val="left"/>
+            </w:pPr>
+            <w:r>
+              <w:rPr>
+                <w:rFonts w:ascii="Aptos" w:hAnsi="Aptos"/>
+                <w:sz w:val="18"/>
+              </w:rPr>
+              <w:t>UI mockups and User's Guide screenshots</w:t>
+            </w:r>
+          </w:p>
+        </w:tc>
+        <w:tc>
+          <w:tcPr>
+            <w:tcW w:w="1656" w:type="dxa"/>
+            <w:vAlign w:val="center"/>
+            <w:tcMar>
+              <w:top w:w="90" w:type="dxa"/>
+              <w:start w:w="100" w:type="dxa"/>
+              <w:bottom w:w="90" w:type="dxa"/>
+              <w:end w:w="100" w:type="dxa"/>
+            </w:tcMar>
+          </w:tcPr>
+          <w:p>
+            <w:pPr>
+              <w:spacing w:after="0"/>
+              <w:jc w:val="center"/>
+            </w:pPr>
+            <w:r>
+              <w:rPr>
+                <w:rFonts w:ascii="Aptos" w:hAnsi="Aptos"/>
+                <w:sz w:val="18"/>
+              </w:rPr>
+              <w:t>25%</w:t>
+            </w:r>
+          </w:p>
+        </w:tc>
+        <w:tc>
+          <w:tcPr>
+            <w:tcW w:w="1656" w:type="dxa"/>
+            <w:vAlign w:val="center"/>
+            <w:tcMar>
+              <w:top w:w="90" w:type="dxa"/>
+              <w:start w:w="100" w:type="dxa"/>
+              <w:bottom w:w="90" w:type="dxa"/>
+              <w:end w:w="100" w:type="dxa"/>
+            </w:tcMar>
+          </w:tcPr>
+          <w:p>
+            <w:pPr>
+              <w:spacing w:after="0"/>
+              <w:jc w:val="center"/>
+            </w:pPr>
+            <w:r>
+              <w:rPr>
+                <w:rFonts w:ascii="Aptos" w:hAnsi="Aptos"/>
+                <w:sz w:val="18"/>
+              </w:rPr>
+              <w:t>45%</w:t>
+            </w:r>
+          </w:p>
+        </w:tc>
+        <w:tc>
+          <w:tcPr>
+            <w:tcW w:w="1656" w:type="dxa"/>
+            <w:vAlign w:val="center"/>
+            <w:tcMar>
+              <w:top w:w="90" w:type="dxa"/>
+              <w:start w:w="100" w:type="dxa"/>
+              <w:bottom w:w="90" w:type="dxa"/>
+              <w:end w:w="100" w:type="dxa"/>
+            </w:tcMar>
+          </w:tcPr>
+          <w:p>
+            <w:pPr>
+              <w:spacing w:after="0"/>
+              <w:jc w:val="center"/>
+            </w:pPr>
+            <w:r>
+              <w:rPr>
+                <w:rFonts w:ascii="Aptos" w:hAnsi="Aptos"/>
+                <w:sz w:val="18"/>
+              </w:rPr>
+              <w:t>30%</w:t>
+            </w:r>
+          </w:p>
+        </w:tc>
+      </w:tr>
+      <w:tr>
+        <w:tc>
+          <w:tcPr>
+            <w:tcW w:w="1440" w:type="dxa"/>
+            <w:vAlign w:val="center"/>
+            <w:tcMar>
+              <w:top w:w="90" w:type="dxa"/>
+              <w:start w:w="100" w:type="dxa"/>
+              <w:bottom w:w="90" w:type="dxa"/>
+              <w:end w:w="100" w:type="dxa"/>
+            </w:tcMar>
+          </w:tcPr>
+          <w:p>
+            <w:pPr>
+              <w:spacing w:after="0"/>
+              <w:jc w:val="left"/>
+            </w:pPr>
+            <w:r>
+              <w:rPr>
+                <w:rFonts w:ascii="Aptos" w:hAnsi="Aptos"/>
+                <w:sz w:val="18"/>
+              </w:rPr>
+            </w:r>
+          </w:p>
+        </w:tc>
+        <w:tc>
+          <w:tcPr>
+            <w:tcW w:w="2592" w:type="dxa"/>
+            <w:vAlign w:val="center"/>
+            <w:tcMar>
+              <w:top w:w="90" w:type="dxa"/>
+              <w:start w:w="100" w:type="dxa"/>
+              <w:bottom w:w="90" w:type="dxa"/>
+              <w:end w:w="100" w:type="dxa"/>
+            </w:tcMar>
+          </w:tcPr>
+          <w:p>
+            <w:pPr>
+              <w:spacing w:after="0"/>
+              <w:jc w:val="left"/>
+            </w:pPr>
+            <w:r>
+              <w:rPr>
+                <w:rFonts w:ascii="Aptos" w:hAnsi="Aptos"/>
+                <w:sz w:val="18"/>
+              </w:rPr>
+              <w:t>Project schedule in Jira</w:t>
+            </w:r>
+          </w:p>
+        </w:tc>
+        <w:tc>
+          <w:tcPr>
+            <w:tcW w:w="1656" w:type="dxa"/>
+            <w:vAlign w:val="center"/>
+            <w:tcMar>
+              <w:top w:w="90" w:type="dxa"/>
+              <w:start w:w="100" w:type="dxa"/>
+              <w:bottom w:w="90" w:type="dxa"/>
+              <w:end w:w="100" w:type="dxa"/>
+            </w:tcMar>
+          </w:tcPr>
+          <w:p>
+            <w:pPr>
+              <w:spacing w:after="0"/>
+              <w:jc w:val="center"/>
+            </w:pPr>
+            <w:r>
+              <w:rPr>
+                <w:rFonts w:ascii="Aptos" w:hAnsi="Aptos"/>
+                <w:sz w:val="18"/>
+              </w:rPr>
+              <w:t>25%</w:t>
+            </w:r>
+          </w:p>
+        </w:tc>
+        <w:tc>
+          <w:tcPr>
+            <w:tcW w:w="1656" w:type="dxa"/>
+            <w:vAlign w:val="center"/>
+            <w:tcMar>
+              <w:top w:w="90" w:type="dxa"/>
+              <w:start w:w="100" w:type="dxa"/>
+              <w:bottom w:w="90" w:type="dxa"/>
+              <w:end w:w="100" w:type="dxa"/>
+            </w:tcMar>
+          </w:tcPr>
+          <w:p>
+            <w:pPr>
+              <w:spacing w:after="0"/>
+              <w:jc w:val="center"/>
+            </w:pPr>
+            <w:r>
+              <w:rPr>
+                <w:rFonts w:ascii="Aptos" w:hAnsi="Aptos"/>
+                <w:sz w:val="18"/>
+              </w:rPr>
+              <w:t>25%</w:t>
+            </w:r>
+          </w:p>
+        </w:tc>
+        <w:tc>
+          <w:tcPr>
+            <w:tcW w:w="1656" w:type="dxa"/>
+            <w:vAlign w:val="center"/>
+            <w:tcMar>
+              <w:top w:w="90" w:type="dxa"/>
+              <w:start w:w="100" w:type="dxa"/>
+              <w:bottom w:w="90" w:type="dxa"/>
+              <w:end w:w="100" w:type="dxa"/>
+            </w:tcMar>
+          </w:tcPr>
+          <w:p>
+            <w:pPr>
+              <w:spacing w:after="0"/>
+              <w:jc w:val="center"/>
+            </w:pPr>
+            <w:r>
+              <w:rPr>
+                <w:rFonts w:ascii="Aptos" w:hAnsi="Aptos"/>
+                <w:sz w:val="18"/>
+              </w:rPr>
+              <w:t>50%</w:t>
+            </w:r>
+          </w:p>
+        </w:tc>
+      </w:tr>
+      <w:tr>
+        <w:tc>
+          <w:tcPr>
+            <w:tcW w:w="1440" w:type="dxa"/>
+            <w:vAlign w:val="center"/>
+            <w:tcMar>
+              <w:top w:w="90" w:type="dxa"/>
+              <w:start w:w="100" w:type="dxa"/>
+              <w:bottom w:w="90" w:type="dxa"/>
+              <w:end w:w="100" w:type="dxa"/>
+            </w:tcMar>
+          </w:tcPr>
+          <w:p>
+            <w:pPr>
+              <w:spacing w:after="0"/>
+              <w:jc w:val="left"/>
+            </w:pPr>
+            <w:r>
+              <w:rPr>
+                <w:rFonts w:ascii="Aptos" w:hAnsi="Aptos"/>
+                <w:sz w:val="18"/>
+              </w:rPr>
+            </w:r>
+          </w:p>
+        </w:tc>
+        <w:tc>
+          <w:tcPr>
+            <w:tcW w:w="2592" w:type="dxa"/>
+            <w:vAlign w:val="center"/>
+            <w:tcMar>
+              <w:top w:w="90" w:type="dxa"/>
+              <w:start w:w="100" w:type="dxa"/>
+              <w:bottom w:w="90" w:type="dxa"/>
+              <w:end w:w="100" w:type="dxa"/>
+            </w:tcMar>
+          </w:tcPr>
+          <w:p>
+            <w:pPr>
+              <w:spacing w:after="0"/>
+              <w:jc w:val="left"/>
+            </w:pPr>
+            <w:r>
+              <w:rPr>
+                <w:rFonts w:ascii="Aptos" w:hAnsi="Aptos"/>
+                <w:sz w:val="18"/>
+              </w:rPr>
+              <w:t>Role-based access checks</w:t>
+            </w:r>
+          </w:p>
+        </w:tc>
+        <w:tc>
+          <w:tcPr>
+            <w:tcW w:w="1656" w:type="dxa"/>
+            <w:vAlign w:val="center"/>
+            <w:tcMar>
+              <w:top w:w="90" w:type="dxa"/>
+              <w:start w:w="100" w:type="dxa"/>
+              <w:bottom w:w="90" w:type="dxa"/>
+              <w:end w:w="100" w:type="dxa"/>
+            </w:tcMar>
+          </w:tcPr>
+          <w:p>
+            <w:pPr>
+              <w:spacing w:after="0"/>
+              <w:jc w:val="center"/>
+            </w:pPr>
+            <w:r>
+              <w:rPr>
+                <w:rFonts w:ascii="Aptos" w:hAnsi="Aptos"/>
+                <w:sz w:val="18"/>
+              </w:rPr>
+              <w:t>30%</w:t>
+            </w:r>
+          </w:p>
+        </w:tc>
+        <w:tc>
+          <w:tcPr>
+            <w:tcW w:w="1656" w:type="dxa"/>
+            <w:vAlign w:val="center"/>
+            <w:tcMar>
+              <w:top w:w="90" w:type="dxa"/>
+              <w:start w:w="100" w:type="dxa"/>
+              <w:bottom w:w="90" w:type="dxa"/>
+              <w:end w:w="100" w:type="dxa"/>
+            </w:tcMar>
+          </w:tcPr>
+          <w:p>
+            <w:pPr>
+              <w:spacing w:after="0"/>
+              <w:jc w:val="center"/>
+            </w:pPr>
+            <w:r>
+              <w:rPr>
+                <w:rFonts w:ascii="Aptos" w:hAnsi="Aptos"/>
+                <w:sz w:val="18"/>
+              </w:rPr>
+              <w:t>30%</w:t>
+            </w:r>
+          </w:p>
+        </w:tc>
+        <w:tc>
+          <w:tcPr>
+            <w:tcW w:w="1656" w:type="dxa"/>
+            <w:vAlign w:val="center"/>
+            <w:tcMar>
+              <w:top w:w="90" w:type="dxa"/>
+              <w:start w:w="100" w:type="dxa"/>
+              <w:bottom w:w="90" w:type="dxa"/>
+              <w:end w:w="100" w:type="dxa"/>
+            </w:tcMar>
+          </w:tcPr>
+          <w:p>
+            <w:pPr>
+              <w:spacing w:after="0"/>
+              <w:jc w:val="center"/>
+            </w:pPr>
+            <w:r>
+              <w:rPr>
+                <w:rFonts w:ascii="Aptos" w:hAnsi="Aptos"/>
+                <w:sz w:val="18"/>
+              </w:rPr>
+              <w:t>40%</w:t>
+            </w:r>
+          </w:p>
+        </w:tc>
+      </w:tr>
+      <w:tr>
+        <w:tc>
+          <w:tcPr>
+            <w:tcW w:w="1440" w:type="dxa"/>
+            <w:vAlign w:val="center"/>
+            <w:tcMar>
+              <w:top w:w="90" w:type="dxa"/>
+              <w:start w:w="100" w:type="dxa"/>
+              <w:bottom w:w="90" w:type="dxa"/>
+              <w:end w:w="100" w:type="dxa"/>
+            </w:tcMar>
+          </w:tcPr>
+          <w:p>
+            <w:pPr>
+              <w:spacing w:after="0"/>
+              <w:jc w:val="left"/>
+            </w:pPr>
+            <w:r>
+              <w:rPr>
+                <w:rFonts w:ascii="Aptos" w:hAnsi="Aptos"/>
+                <w:sz w:val="18"/>
+              </w:rPr>
+            </w:r>
+          </w:p>
+        </w:tc>
+        <w:tc>
+          <w:tcPr>
+            <w:tcW w:w="2592" w:type="dxa"/>
+            <w:vAlign w:val="center"/>
+            <w:tcMar>
+              <w:top w:w="90" w:type="dxa"/>
+              <w:start w:w="100" w:type="dxa"/>
+              <w:bottom w:w="90" w:type="dxa"/>
+              <w:end w:w="100" w:type="dxa"/>
+            </w:tcMar>
+          </w:tcPr>
+          <w:p>
+            <w:pPr>
+              <w:spacing w:after="0"/>
+              <w:jc w:val="left"/>
+            </w:pPr>
+            <w:r>
+              <w:rPr>
+                <w:rFonts w:ascii="Aptos" w:hAnsi="Aptos"/>
+                <w:sz w:val="18"/>
+              </w:rPr>
+              <w:t>Journal, time log, and peer evaluation</w:t>
+            </w:r>
+          </w:p>
+        </w:tc>
+        <w:tc>
+          <w:tcPr>
+            <w:tcW w:w="1656" w:type="dxa"/>
+            <w:vAlign w:val="center"/>
+            <w:tcMar>
+              <w:top w:w="90" w:type="dxa"/>
+              <w:start w:w="100" w:type="dxa"/>
+              <w:bottom w:w="90" w:type="dxa"/>
+              <w:end w:w="100" w:type="dxa"/>
+            </w:tcMar>
+          </w:tcPr>
+          <w:p>
+            <w:pPr>
+              <w:spacing w:after="0"/>
+              <w:jc w:val="center"/>
+            </w:pPr>
+            <w:r>
+              <w:rPr>
+                <w:rFonts w:ascii="Aptos" w:hAnsi="Aptos"/>
+                <w:sz w:val="18"/>
+              </w:rPr>
+              <w:t>33%</w:t>
+            </w:r>
+          </w:p>
+        </w:tc>
+        <w:tc>
+          <w:tcPr>
+            <w:tcW w:w="1656" w:type="dxa"/>
+            <w:vAlign w:val="center"/>
+            <w:tcMar>
+              <w:top w:w="90" w:type="dxa"/>
+              <w:start w:w="100" w:type="dxa"/>
+              <w:bottom w:w="90" w:type="dxa"/>
+              <w:end w:w="100" w:type="dxa"/>
+            </w:tcMar>
+          </w:tcPr>
+          <w:p>
+            <w:pPr>
+              <w:spacing w:after="0"/>
+              <w:jc w:val="center"/>
+            </w:pPr>
+            <w:r>
+              <w:rPr>
+                <w:rFonts w:ascii="Aptos" w:hAnsi="Aptos"/>
+                <w:sz w:val="18"/>
+              </w:rPr>
+              <w:t>34%</w:t>
+            </w:r>
+          </w:p>
+        </w:tc>
+        <w:tc>
+          <w:tcPr>
+            <w:tcW w:w="1656" w:type="dxa"/>
+            <w:vAlign w:val="center"/>
+            <w:tcMar>
+              <w:top w:w="90" w:type="dxa"/>
+              <w:start w:w="100" w:type="dxa"/>
+              <w:bottom w:w="90" w:type="dxa"/>
+              <w:end w:w="100" w:type="dxa"/>
+            </w:tcMar>
+          </w:tcPr>
+          <w:p>
+            <w:pPr>
+              <w:spacing w:after="0"/>
+              <w:jc w:val="center"/>
+            </w:pPr>
+            <w:r>
+              <w:rPr>
+                <w:rFonts w:ascii="Aptos" w:hAnsi="Aptos"/>
+                <w:sz w:val="18"/>
+              </w:rPr>
+              <w:t>33%</w:t>
+            </w:r>
+          </w:p>
+        </w:tc>
+      </w:tr>
+      <w:tr>
+        <w:tc>
+          <w:tcPr>
+            <w:tcW w:w="1440" w:type="dxa"/>
+            <w:vAlign w:val="center"/>
+            <w:tcMar>
+              <w:top w:w="90" w:type="dxa"/>
+              <w:start w:w="100" w:type="dxa"/>
+              <w:bottom w:w="90" w:type="dxa"/>
+              <w:end w:w="100" w:type="dxa"/>
+            </w:tcMar>
+          </w:tcPr>
+          <w:p>
+            <w:pPr>
+              <w:spacing w:after="0"/>
+              <w:jc w:val="left"/>
+            </w:pPr>
+            <w:r>
+              <w:rPr>
+                <w:rFonts w:ascii="Aptos" w:hAnsi="Aptos"/>
+                <w:sz w:val="18"/>
+              </w:rPr>
+            </w:r>
+          </w:p>
+        </w:tc>
+        <w:tc>
+          <w:tcPr>
+            <w:tcW w:w="2592" w:type="dxa"/>
+            <w:vAlign w:val="center"/>
+            <w:tcMar>
+              <w:top w:w="90" w:type="dxa"/>
+              <w:start w:w="100" w:type="dxa"/>
+              <w:bottom w:w="90" w:type="dxa"/>
+              <w:end w:w="100" w:type="dxa"/>
+            </w:tcMar>
+          </w:tcPr>
+          <w:p>
+            <w:pPr>
+              <w:spacing w:after="0"/>
+              <w:jc w:val="left"/>
+            </w:pPr>
+            <w:r>
+              <w:rPr>
+                <w:rFonts w:ascii="Aptos" w:hAnsi="Aptos"/>
+                <w:sz w:val="18"/>
+              </w:rPr>
+              <w:t>Phase I document review and Canvas package</w:t>
+            </w:r>
+          </w:p>
+        </w:tc>
+        <w:tc>
+          <w:tcPr>
+            <w:tcW w:w="1656" w:type="dxa"/>
+            <w:vAlign w:val="center"/>
+            <w:tcMar>
+              <w:top w:w="90" w:type="dxa"/>
+              <w:start w:w="100" w:type="dxa"/>
+              <w:bottom w:w="90" w:type="dxa"/>
+              <w:end w:w="100" w:type="dxa"/>
+            </w:tcMar>
+          </w:tcPr>
+          <w:p>
+            <w:pPr>
+              <w:spacing w:after="0"/>
+              <w:jc w:val="center"/>
+            </w:pPr>
+            <w:r>
+              <w:rPr>
+                <w:rFonts w:ascii="Aptos" w:hAnsi="Aptos"/>
+                <w:sz w:val="18"/>
+              </w:rPr>
+              <w:t>34%</w:t>
+            </w:r>
+          </w:p>
+        </w:tc>
+        <w:tc>
+          <w:tcPr>
+            <w:tcW w:w="1656" w:type="dxa"/>
+            <w:vAlign w:val="center"/>
+            <w:tcMar>
+              <w:top w:w="90" w:type="dxa"/>
+              <w:start w:w="100" w:type="dxa"/>
+              <w:bottom w:w="90" w:type="dxa"/>
+              <w:end w:w="100" w:type="dxa"/>
+            </w:tcMar>
+          </w:tcPr>
+          <w:p>
+            <w:pPr>
+              <w:spacing w:after="0"/>
+              <w:jc w:val="center"/>
+            </w:pPr>
+            <w:r>
+              <w:rPr>
+                <w:rFonts w:ascii="Aptos" w:hAnsi="Aptos"/>
+                <w:sz w:val="18"/>
+              </w:rPr>
+              <w:t>33%</w:t>
+            </w:r>
+          </w:p>
+        </w:tc>
+        <w:tc>
+          <w:tcPr>
+            <w:tcW w:w="1656" w:type="dxa"/>
+            <w:vAlign w:val="center"/>
+            <w:tcMar>
+              <w:top w:w="90" w:type="dxa"/>
+              <w:start w:w="100" w:type="dxa"/>
+              <w:bottom w:w="90" w:type="dxa"/>
+              <w:end w:w="100" w:type="dxa"/>
+            </w:tcMar>
+          </w:tcPr>
+          <w:p>
+            <w:pPr>
+              <w:spacing w:after="0"/>
+              <w:jc w:val="center"/>
+            </w:pPr>
+            <w:r>
+              <w:rPr>
+                <w:rFonts w:ascii="Aptos" w:hAnsi="Aptos"/>
                 <w:sz w:val="18"/>
               </w:rPr>
               <w:t>33%</w:t>
